--- a/Documentos/Laboratorio/Anexo2-Calidad-v1.docx
+++ b/Documentos/Laboratorio/Anexo2-Calidad-v1.docx
@@ -23,7 +23,7 @@
         <w:jc w:val="center"/>
       </w:pPr>
       <w:r>
-        <w:t>Proyecto Centenario — Agente 1: Extensión Bot para la Secretaría de Extensión Universitaria de la FIE (Facultad de Ingeniería del Ejército, Universidad de la Defensa Nacional)</w:t>
+        <w:t>Proyecto Centenario, Agente 1: Extensión Bot para la Secretaría de Extensión Universitaria de la FIE (Facultad de Ingeniería del Ejército, Universidad de la Defensa Nacional)</w:t>
       </w:r>
       <w:r/>
       <w:r/>
@@ -288,7 +288,7 @@
                 <w:smallCaps/>
                 <w:u w:val="single"/>
               </w:rPr>
-              <w:t>Factores de Calidad — ISO/IEC 25010:2023, con subcaracterísticas de ISO/IEC 25059:2023 y el conjunto reducido de ISO/IEC 25012:2023. Seguridad remite al Anexo 3</w:t>
+              <w:t>Factores de Calidad: ISO/IEC 25010:2023, con subcaracterísticas de ISO/IEC 25059:2023 y el conjunto reducido de ISO/IEC 25012:2023. Seguridad remite al Anexo 3</w:t>
             </w:r>
             <w:r>
               <w:rPr>

--- a/Documentos/Laboratorio/Anexo2-Calidad-v1.docx
+++ b/Documentos/Laboratorio/Anexo2-Calidad-v1.docx
@@ -630,7 +630,7 @@
           </w:tcPr>
           <w:p>
             <w:r>
-              <w:t>Adecuación funcional</w:t>
+              <w:t>Compatibilidad</w:t>
             </w:r>
           </w:p>
         </w:tc>
@@ -640,7 +640,7 @@
           </w:tcPr>
           <w:p>
             <w:r>
-              <w:t>Adaptabilidad funcional (25059)</w:t>
+              <w:t>Interoperabilidad</w:t>
             </w:r>
           </w:p>
         </w:tc>
@@ -676,7 +676,7 @@
           </w:tcPr>
           <w:p>
             <w:r>
-              <w:t>Eficiencia de desempeño</w:t>
+              <w:t>Capacidad de interacción</w:t>
             </w:r>
           </w:p>
         </w:tc>
@@ -686,7 +686,7 @@
           </w:tcPr>
           <w:p>
             <w:r>
-              <w:t>Comportamiento temporal</w:t>
+              <w:t>Protección contra errores del usuario</w:t>
             </w:r>
           </w:p>
         </w:tc>
@@ -722,7 +722,7 @@
           </w:tcPr>
           <w:p>
             <w:r>
-              <w:t>Eficiencia de desempeño</w:t>
+              <w:t>Capacidad de interacción</w:t>
             </w:r>
           </w:p>
         </w:tc>
@@ -732,7 +732,7 @@
           </w:tcPr>
           <w:p>
             <w:r>
-              <w:t>Utilización de recursos</w:t>
+              <w:t>Controlabilidad (25059)</w:t>
             </w:r>
           </w:p>
         </w:tc>
@@ -768,7 +768,7 @@
           </w:tcPr>
           <w:p>
             <w:r>
-              <w:t>Eficiencia de desempeño</w:t>
+              <w:t>Capacidad de interacción</w:t>
             </w:r>
           </w:p>
         </w:tc>
@@ -778,7 +778,7 @@
           </w:tcPr>
           <w:p>
             <w:r>
-              <w:t>Capacidad</w:t>
+              <w:t>Transparencia (25059)</w:t>
             </w:r>
           </w:p>
         </w:tc>
@@ -814,7 +814,7 @@
           </w:tcPr>
           <w:p>
             <w:r>
-              <w:t>Compatibilidad</w:t>
+              <w:t>Capacidad de interacción</w:t>
             </w:r>
           </w:p>
         </w:tc>
@@ -824,7 +824,7 @@
           </w:tcPr>
           <w:p>
             <w:r>
-              <w:t>Interoperabilidad</w:t>
+              <w:t>Intervenibilidad (25059)</w:t>
             </w:r>
           </w:p>
         </w:tc>
@@ -860,7 +860,7 @@
           </w:tcPr>
           <w:p>
             <w:r>
-              <w:t>Compatibilidad</w:t>
+              <w:t>Fiabilidad</w:t>
             </w:r>
           </w:p>
         </w:tc>
@@ -870,7 +870,7 @@
           </w:tcPr>
           <w:p>
             <w:r>
-              <w:t>Coexistencia</w:t>
+              <w:t>Tolerancia a fallos</w:t>
             </w:r>
           </w:p>
         </w:tc>
@@ -906,7 +906,7 @@
           </w:tcPr>
           <w:p>
             <w:r>
-              <w:t>Capacidad de interacción</w:t>
+              <w:t>Fiabilidad</w:t>
             </w:r>
           </w:p>
         </w:tc>
@@ -916,7 +916,7 @@
           </w:tcPr>
           <w:p>
             <w:r>
-              <w:t>Reconocibilidad de la adecuación</w:t>
+              <w:t>Recuperabilidad</w:t>
             </w:r>
           </w:p>
         </w:tc>
@@ -952,7 +952,7 @@
           </w:tcPr>
           <w:p>
             <w:r>
-              <w:t>Capacidad de interacción</w:t>
+              <w:t>Fiabilidad</w:t>
             </w:r>
           </w:p>
         </w:tc>
@@ -962,7 +962,7 @@
           </w:tcPr>
           <w:p>
             <w:r>
-              <w:t>Aprendizaje</w:t>
+              <w:t>Robustez (25059)</w:t>
             </w:r>
           </w:p>
         </w:tc>
@@ -998,7 +998,7 @@
           </w:tcPr>
           <w:p>
             <w:r>
-              <w:t>Capacidad de interacción</w:t>
+              <w:t>Mantenibilidad</w:t>
             </w:r>
           </w:p>
         </w:tc>
@@ -1008,7 +1008,7 @@
           </w:tcPr>
           <w:p>
             <w:r>
-              <w:t>Operabilidad</w:t>
+              <w:t>Modularidad</w:t>
             </w:r>
           </w:p>
         </w:tc>
@@ -1044,7 +1044,7 @@
           </w:tcPr>
           <w:p>
             <w:r>
-              <w:t>Capacidad de interacción</w:t>
+              <w:t>Mantenibilidad</w:t>
             </w:r>
           </w:p>
         </w:tc>
@@ -1054,7 +1054,7 @@
           </w:tcPr>
           <w:p>
             <w:r>
-              <w:t>Protección contra errores del usuario</w:t>
+              <w:t>Analizabilidad</w:t>
             </w:r>
           </w:p>
         </w:tc>
@@ -1090,7 +1090,7 @@
           </w:tcPr>
           <w:p>
             <w:r>
-              <w:t>Capacidad de interacción</w:t>
+              <w:t>Flexibilidad</w:t>
             </w:r>
           </w:p>
         </w:tc>
@@ -1100,7 +1100,7 @@
           </w:tcPr>
           <w:p>
             <w:r>
-              <w:t>Compromiso del usuario</w:t>
+              <w:t>Instalabilidad</w:t>
             </w:r>
           </w:p>
         </w:tc>
@@ -1136,7 +1136,7 @@
           </w:tcPr>
           <w:p>
             <w:r>
-              <w:t>Capacidad de interacción</w:t>
+              <w:t>Calidad de datos (25012)</w:t>
             </w:r>
           </w:p>
         </w:tc>
@@ -1146,7 +1146,7 @@
           </w:tcPr>
           <w:p>
             <w:r>
-              <w:t>Inclusividad</w:t>
+              <w:t>Consistencia</w:t>
             </w:r>
           </w:p>
         </w:tc>
@@ -1182,7 +1182,7 @@
           </w:tcPr>
           <w:p>
             <w:r>
-              <w:t>Capacidad de interacción</w:t>
+              <w:t>Calidad de datos (25012)</w:t>
             </w:r>
           </w:p>
         </w:tc>
@@ -1192,1157 +1192,7 @@
           </w:tcPr>
           <w:p>
             <w:r>
-              <w:t>Asistencia al usuario</w:t>
-            </w:r>
-          </w:p>
-        </w:tc>
-        <w:tc>
-          <w:tcPr>
-            <w:tcW w:type="dxa" w:w="1696"/>
-          </w:tcPr>
-          <w:p>
-            <w:r/>
-          </w:p>
-        </w:tc>
-        <w:tc>
-          <w:tcPr>
-            <w:tcW w:type="dxa" w:w="1556"/>
-          </w:tcPr>
-          <w:p>
-            <w:r/>
-          </w:p>
-        </w:tc>
-        <w:tc>
-          <w:tcPr>
-            <w:tcW w:type="dxa" w:w="2527"/>
-          </w:tcPr>
-          <w:p>
-            <w:r/>
-          </w:p>
-        </w:tc>
-      </w:tr>
-      <w:tr>
-        <w:tc>
-          <w:tcPr>
-            <w:tcW w:type="dxa" w:w="1829"/>
-          </w:tcPr>
-          <w:p>
-            <w:r>
-              <w:t>Capacidad de interacción</w:t>
-            </w:r>
-          </w:p>
-        </w:tc>
-        <w:tc>
-          <w:tcPr>
-            <w:tcW w:type="dxa" w:w="1736"/>
-          </w:tcPr>
-          <w:p>
-            <w:r>
-              <w:t>Controlabilidad (25059)</w:t>
-            </w:r>
-          </w:p>
-        </w:tc>
-        <w:tc>
-          <w:tcPr>
-            <w:tcW w:type="dxa" w:w="1696"/>
-          </w:tcPr>
-          <w:p>
-            <w:r/>
-          </w:p>
-        </w:tc>
-        <w:tc>
-          <w:tcPr>
-            <w:tcW w:type="dxa" w:w="1556"/>
-          </w:tcPr>
-          <w:p>
-            <w:r/>
-          </w:p>
-        </w:tc>
-        <w:tc>
-          <w:tcPr>
-            <w:tcW w:type="dxa" w:w="2527"/>
-          </w:tcPr>
-          <w:p>
-            <w:r/>
-          </w:p>
-        </w:tc>
-      </w:tr>
-      <w:tr>
-        <w:tc>
-          <w:tcPr>
-            <w:tcW w:type="dxa" w:w="1829"/>
-          </w:tcPr>
-          <w:p>
-            <w:r>
-              <w:t>Capacidad de interacción</w:t>
-            </w:r>
-          </w:p>
-        </w:tc>
-        <w:tc>
-          <w:tcPr>
-            <w:tcW w:type="dxa" w:w="1736"/>
-          </w:tcPr>
-          <w:p>
-            <w:r>
-              <w:t>Transparencia (25059)</w:t>
-            </w:r>
-          </w:p>
-        </w:tc>
-        <w:tc>
-          <w:tcPr>
-            <w:tcW w:type="dxa" w:w="1696"/>
-          </w:tcPr>
-          <w:p>
-            <w:r/>
-          </w:p>
-        </w:tc>
-        <w:tc>
-          <w:tcPr>
-            <w:tcW w:type="dxa" w:w="1556"/>
-          </w:tcPr>
-          <w:p>
-            <w:r/>
-          </w:p>
-        </w:tc>
-        <w:tc>
-          <w:tcPr>
-            <w:tcW w:type="dxa" w:w="2527"/>
-          </w:tcPr>
-          <w:p>
-            <w:r/>
-          </w:p>
-        </w:tc>
-      </w:tr>
-      <w:tr>
-        <w:tc>
-          <w:tcPr>
-            <w:tcW w:type="dxa" w:w="1829"/>
-          </w:tcPr>
-          <w:p>
-            <w:r>
-              <w:t>Capacidad de interacción</w:t>
-            </w:r>
-          </w:p>
-        </w:tc>
-        <w:tc>
-          <w:tcPr>
-            <w:tcW w:type="dxa" w:w="1736"/>
-          </w:tcPr>
-          <w:p>
-            <w:r>
-              <w:t>Intervenibilidad (25059)</w:t>
-            </w:r>
-          </w:p>
-        </w:tc>
-        <w:tc>
-          <w:tcPr>
-            <w:tcW w:type="dxa" w:w="1696"/>
-          </w:tcPr>
-          <w:p>
-            <w:r/>
-          </w:p>
-        </w:tc>
-        <w:tc>
-          <w:tcPr>
-            <w:tcW w:type="dxa" w:w="1556"/>
-          </w:tcPr>
-          <w:p>
-            <w:r/>
-          </w:p>
-        </w:tc>
-        <w:tc>
-          <w:tcPr>
-            <w:tcW w:type="dxa" w:w="2527"/>
-          </w:tcPr>
-          <w:p>
-            <w:r/>
-          </w:p>
-        </w:tc>
-      </w:tr>
-      <w:tr>
-        <w:tc>
-          <w:tcPr>
-            <w:tcW w:type="dxa" w:w="1829"/>
-          </w:tcPr>
-          <w:p>
-            <w:r>
-              <w:t>Fiabilidad</w:t>
-            </w:r>
-          </w:p>
-        </w:tc>
-        <w:tc>
-          <w:tcPr>
-            <w:tcW w:type="dxa" w:w="1736"/>
-          </w:tcPr>
-          <w:p>
-            <w:r>
-              <w:t>Ausencia de fallos</w:t>
-            </w:r>
-          </w:p>
-        </w:tc>
-        <w:tc>
-          <w:tcPr>
-            <w:tcW w:type="dxa" w:w="1696"/>
-          </w:tcPr>
-          <w:p>
-            <w:r/>
-          </w:p>
-        </w:tc>
-        <w:tc>
-          <w:tcPr>
-            <w:tcW w:type="dxa" w:w="1556"/>
-          </w:tcPr>
-          <w:p>
-            <w:r/>
-          </w:p>
-        </w:tc>
-        <w:tc>
-          <w:tcPr>
-            <w:tcW w:type="dxa" w:w="2527"/>
-          </w:tcPr>
-          <w:p>
-            <w:r/>
-          </w:p>
-        </w:tc>
-      </w:tr>
-      <w:tr>
-        <w:tc>
-          <w:tcPr>
-            <w:tcW w:type="dxa" w:w="1829"/>
-          </w:tcPr>
-          <w:p>
-            <w:r>
-              <w:t>Fiabilidad</w:t>
-            </w:r>
-          </w:p>
-        </w:tc>
-        <w:tc>
-          <w:tcPr>
-            <w:tcW w:type="dxa" w:w="1736"/>
-          </w:tcPr>
-          <w:p>
-            <w:r>
-              <w:t>Disponibilidad</w:t>
-            </w:r>
-          </w:p>
-        </w:tc>
-        <w:tc>
-          <w:tcPr>
-            <w:tcW w:type="dxa" w:w="1696"/>
-          </w:tcPr>
-          <w:p>
-            <w:r/>
-          </w:p>
-        </w:tc>
-        <w:tc>
-          <w:tcPr>
-            <w:tcW w:type="dxa" w:w="1556"/>
-          </w:tcPr>
-          <w:p>
-            <w:r/>
-          </w:p>
-        </w:tc>
-        <w:tc>
-          <w:tcPr>
-            <w:tcW w:type="dxa" w:w="2527"/>
-          </w:tcPr>
-          <w:p>
-            <w:r/>
-          </w:p>
-        </w:tc>
-      </w:tr>
-      <w:tr>
-        <w:tc>
-          <w:tcPr>
-            <w:tcW w:type="dxa" w:w="1829"/>
-          </w:tcPr>
-          <w:p>
-            <w:r>
-              <w:t>Fiabilidad</w:t>
-            </w:r>
-          </w:p>
-        </w:tc>
-        <w:tc>
-          <w:tcPr>
-            <w:tcW w:type="dxa" w:w="1736"/>
-          </w:tcPr>
-          <w:p>
-            <w:r>
-              <w:t>Tolerancia a fallos</w:t>
-            </w:r>
-          </w:p>
-        </w:tc>
-        <w:tc>
-          <w:tcPr>
-            <w:tcW w:type="dxa" w:w="1696"/>
-          </w:tcPr>
-          <w:p>
-            <w:r/>
-          </w:p>
-        </w:tc>
-        <w:tc>
-          <w:tcPr>
-            <w:tcW w:type="dxa" w:w="1556"/>
-          </w:tcPr>
-          <w:p>
-            <w:r/>
-          </w:p>
-        </w:tc>
-        <w:tc>
-          <w:tcPr>
-            <w:tcW w:type="dxa" w:w="2527"/>
-          </w:tcPr>
-          <w:p>
-            <w:r/>
-          </w:p>
-        </w:tc>
-      </w:tr>
-      <w:tr>
-        <w:tc>
-          <w:tcPr>
-            <w:tcW w:type="dxa" w:w="1829"/>
-          </w:tcPr>
-          <w:p>
-            <w:r>
-              <w:t>Fiabilidad</w:t>
-            </w:r>
-          </w:p>
-        </w:tc>
-        <w:tc>
-          <w:tcPr>
-            <w:tcW w:type="dxa" w:w="1736"/>
-          </w:tcPr>
-          <w:p>
-            <w:r>
-              <w:t>Recuperabilidad</w:t>
-            </w:r>
-          </w:p>
-        </w:tc>
-        <w:tc>
-          <w:tcPr>
-            <w:tcW w:type="dxa" w:w="1696"/>
-          </w:tcPr>
-          <w:p>
-            <w:r/>
-          </w:p>
-        </w:tc>
-        <w:tc>
-          <w:tcPr>
-            <w:tcW w:type="dxa" w:w="1556"/>
-          </w:tcPr>
-          <w:p>
-            <w:r/>
-          </w:p>
-        </w:tc>
-        <w:tc>
-          <w:tcPr>
-            <w:tcW w:type="dxa" w:w="2527"/>
-          </w:tcPr>
-          <w:p>
-            <w:r/>
-          </w:p>
-        </w:tc>
-      </w:tr>
-      <w:tr>
-        <w:tc>
-          <w:tcPr>
-            <w:tcW w:type="dxa" w:w="1829"/>
-          </w:tcPr>
-          <w:p>
-            <w:r>
-              <w:t>Fiabilidad</w:t>
-            </w:r>
-          </w:p>
-        </w:tc>
-        <w:tc>
-          <w:tcPr>
-            <w:tcW w:type="dxa" w:w="1736"/>
-          </w:tcPr>
-          <w:p>
-            <w:r>
-              <w:t>Robustez (25059)</w:t>
-            </w:r>
-          </w:p>
-        </w:tc>
-        <w:tc>
-          <w:tcPr>
-            <w:tcW w:type="dxa" w:w="1696"/>
-          </w:tcPr>
-          <w:p>
-            <w:r/>
-          </w:p>
-        </w:tc>
-        <w:tc>
-          <w:tcPr>
-            <w:tcW w:type="dxa" w:w="1556"/>
-          </w:tcPr>
-          <w:p>
-            <w:r/>
-          </w:p>
-        </w:tc>
-        <w:tc>
-          <w:tcPr>
-            <w:tcW w:type="dxa" w:w="2527"/>
-          </w:tcPr>
-          <w:p>
-            <w:r/>
-          </w:p>
-        </w:tc>
-      </w:tr>
-      <w:tr>
-        <w:tc>
-          <w:tcPr>
-            <w:tcW w:type="dxa" w:w="1829"/>
-          </w:tcPr>
-          <w:p>
-            <w:r>
-              <w:t>Seguridad</w:t>
-            </w:r>
-          </w:p>
-        </w:tc>
-        <w:tc>
-          <w:tcPr>
-            <w:tcW w:type="dxa" w:w="1736"/>
-          </w:tcPr>
-          <w:p>
-            <w:r>
-              <w:t>Seguridad (factor completo)</w:t>
-            </w:r>
-          </w:p>
-        </w:tc>
-        <w:tc>
-          <w:tcPr>
-            <w:tcW w:type="dxa" w:w="1696"/>
-          </w:tcPr>
-          <w:p>
-            <w:r/>
-          </w:p>
-        </w:tc>
-        <w:tc>
-          <w:tcPr>
-            <w:tcW w:type="dxa" w:w="1556"/>
-          </w:tcPr>
-          <w:p>
-            <w:r/>
-          </w:p>
-        </w:tc>
-        <w:tc>
-          <w:tcPr>
-            <w:tcW w:type="dxa" w:w="2527"/>
-          </w:tcPr>
-          <w:p>
-            <w:r/>
-          </w:p>
-        </w:tc>
-      </w:tr>
-      <w:tr>
-        <w:tc>
-          <w:tcPr>
-            <w:tcW w:type="dxa" w:w="1829"/>
-          </w:tcPr>
-          <w:p>
-            <w:r>
-              <w:t>Mantenibilidad</w:t>
-            </w:r>
-          </w:p>
-        </w:tc>
-        <w:tc>
-          <w:tcPr>
-            <w:tcW w:type="dxa" w:w="1736"/>
-          </w:tcPr>
-          <w:p>
-            <w:r>
-              <w:t>Modularidad</w:t>
-            </w:r>
-          </w:p>
-        </w:tc>
-        <w:tc>
-          <w:tcPr>
-            <w:tcW w:type="dxa" w:w="1696"/>
-          </w:tcPr>
-          <w:p>
-            <w:r/>
-          </w:p>
-        </w:tc>
-        <w:tc>
-          <w:tcPr>
-            <w:tcW w:type="dxa" w:w="1556"/>
-          </w:tcPr>
-          <w:p>
-            <w:r/>
-          </w:p>
-        </w:tc>
-        <w:tc>
-          <w:tcPr>
-            <w:tcW w:type="dxa" w:w="2527"/>
-          </w:tcPr>
-          <w:p>
-            <w:r/>
-          </w:p>
-        </w:tc>
-      </w:tr>
-      <w:tr>
-        <w:tc>
-          <w:tcPr>
-            <w:tcW w:type="dxa" w:w="1829"/>
-          </w:tcPr>
-          <w:p>
-            <w:r>
-              <w:t>Mantenibilidad</w:t>
-            </w:r>
-          </w:p>
-        </w:tc>
-        <w:tc>
-          <w:tcPr>
-            <w:tcW w:type="dxa" w:w="1736"/>
-          </w:tcPr>
-          <w:p>
-            <w:r>
-              <w:t>Reusabilidad</w:t>
-            </w:r>
-          </w:p>
-        </w:tc>
-        <w:tc>
-          <w:tcPr>
-            <w:tcW w:type="dxa" w:w="1696"/>
-          </w:tcPr>
-          <w:p>
-            <w:r/>
-          </w:p>
-        </w:tc>
-        <w:tc>
-          <w:tcPr>
-            <w:tcW w:type="dxa" w:w="1556"/>
-          </w:tcPr>
-          <w:p>
-            <w:r/>
-          </w:p>
-        </w:tc>
-        <w:tc>
-          <w:tcPr>
-            <w:tcW w:type="dxa" w:w="2527"/>
-          </w:tcPr>
-          <w:p>
-            <w:r/>
-          </w:p>
-        </w:tc>
-      </w:tr>
-      <w:tr>
-        <w:tc>
-          <w:tcPr>
-            <w:tcW w:type="dxa" w:w="1829"/>
-          </w:tcPr>
-          <w:p>
-            <w:r>
-              <w:t>Mantenibilidad</w:t>
-            </w:r>
-          </w:p>
-        </w:tc>
-        <w:tc>
-          <w:tcPr>
-            <w:tcW w:type="dxa" w:w="1736"/>
-          </w:tcPr>
-          <w:p>
-            <w:r>
-              <w:t>Analizabilidad</w:t>
-            </w:r>
-          </w:p>
-        </w:tc>
-        <w:tc>
-          <w:tcPr>
-            <w:tcW w:type="dxa" w:w="1696"/>
-          </w:tcPr>
-          <w:p>
-            <w:r/>
-          </w:p>
-        </w:tc>
-        <w:tc>
-          <w:tcPr>
-            <w:tcW w:type="dxa" w:w="1556"/>
-          </w:tcPr>
-          <w:p>
-            <w:r/>
-          </w:p>
-        </w:tc>
-        <w:tc>
-          <w:tcPr>
-            <w:tcW w:type="dxa" w:w="2527"/>
-          </w:tcPr>
-          <w:p>
-            <w:r/>
-          </w:p>
-        </w:tc>
-      </w:tr>
-      <w:tr>
-        <w:tc>
-          <w:tcPr>
-            <w:tcW w:type="dxa" w:w="1829"/>
-          </w:tcPr>
-          <w:p>
-            <w:r>
-              <w:t>Mantenibilidad</w:t>
-            </w:r>
-          </w:p>
-        </w:tc>
-        <w:tc>
-          <w:tcPr>
-            <w:tcW w:type="dxa" w:w="1736"/>
-          </w:tcPr>
-          <w:p>
-            <w:r>
-              <w:t>Modificabilidad</w:t>
-            </w:r>
-          </w:p>
-        </w:tc>
-        <w:tc>
-          <w:tcPr>
-            <w:tcW w:type="dxa" w:w="1696"/>
-          </w:tcPr>
-          <w:p>
-            <w:r/>
-          </w:p>
-        </w:tc>
-        <w:tc>
-          <w:tcPr>
-            <w:tcW w:type="dxa" w:w="1556"/>
-          </w:tcPr>
-          <w:p>
-            <w:r/>
-          </w:p>
-        </w:tc>
-        <w:tc>
-          <w:tcPr>
-            <w:tcW w:type="dxa" w:w="2527"/>
-          </w:tcPr>
-          <w:p>
-            <w:r/>
-          </w:p>
-        </w:tc>
-      </w:tr>
-      <w:tr>
-        <w:tc>
-          <w:tcPr>
-            <w:tcW w:type="dxa" w:w="1829"/>
-          </w:tcPr>
-          <w:p>
-            <w:r>
-              <w:t>Mantenibilidad</w:t>
-            </w:r>
-          </w:p>
-        </w:tc>
-        <w:tc>
-          <w:tcPr>
-            <w:tcW w:type="dxa" w:w="1736"/>
-          </w:tcPr>
-          <w:p>
-            <w:r>
-              <w:t>Capacidad de prueba</w:t>
-            </w:r>
-          </w:p>
-        </w:tc>
-        <w:tc>
-          <w:tcPr>
-            <w:tcW w:type="dxa" w:w="1696"/>
-          </w:tcPr>
-          <w:p>
-            <w:r/>
-          </w:p>
-        </w:tc>
-        <w:tc>
-          <w:tcPr>
-            <w:tcW w:type="dxa" w:w="1556"/>
-          </w:tcPr>
-          <w:p>
-            <w:r/>
-          </w:p>
-        </w:tc>
-        <w:tc>
-          <w:tcPr>
-            <w:tcW w:type="dxa" w:w="2527"/>
-          </w:tcPr>
-          <w:p>
-            <w:r/>
-          </w:p>
-        </w:tc>
-      </w:tr>
-      <w:tr>
-        <w:tc>
-          <w:tcPr>
-            <w:tcW w:type="dxa" w:w="1829"/>
-          </w:tcPr>
-          <w:p>
-            <w:r>
-              <w:t>Flexibilidad</w:t>
-            </w:r>
-          </w:p>
-        </w:tc>
-        <w:tc>
-          <w:tcPr>
-            <w:tcW w:type="dxa" w:w="1736"/>
-          </w:tcPr>
-          <w:p>
-            <w:r>
-              <w:t>Adaptabilidad</w:t>
-            </w:r>
-          </w:p>
-        </w:tc>
-        <w:tc>
-          <w:tcPr>
-            <w:tcW w:type="dxa" w:w="1696"/>
-          </w:tcPr>
-          <w:p>
-            <w:r/>
-          </w:p>
-        </w:tc>
-        <w:tc>
-          <w:tcPr>
-            <w:tcW w:type="dxa" w:w="1556"/>
-          </w:tcPr>
-          <w:p>
-            <w:r/>
-          </w:p>
-        </w:tc>
-        <w:tc>
-          <w:tcPr>
-            <w:tcW w:type="dxa" w:w="2527"/>
-          </w:tcPr>
-          <w:p>
-            <w:r/>
-          </w:p>
-        </w:tc>
-      </w:tr>
-      <w:tr>
-        <w:tc>
-          <w:tcPr>
-            <w:tcW w:type="dxa" w:w="1829"/>
-          </w:tcPr>
-          <w:p>
-            <w:r>
-              <w:t>Flexibilidad</w:t>
-            </w:r>
-          </w:p>
-        </w:tc>
-        <w:tc>
-          <w:tcPr>
-            <w:tcW w:type="dxa" w:w="1736"/>
-          </w:tcPr>
-          <w:p>
-            <w:r>
-              <w:t>Instalabilidad</w:t>
-            </w:r>
-          </w:p>
-        </w:tc>
-        <w:tc>
-          <w:tcPr>
-            <w:tcW w:type="dxa" w:w="1696"/>
-          </w:tcPr>
-          <w:p>
-            <w:r/>
-          </w:p>
-        </w:tc>
-        <w:tc>
-          <w:tcPr>
-            <w:tcW w:type="dxa" w:w="1556"/>
-          </w:tcPr>
-          <w:p>
-            <w:r/>
-          </w:p>
-        </w:tc>
-        <w:tc>
-          <w:tcPr>
-            <w:tcW w:type="dxa" w:w="2527"/>
-          </w:tcPr>
-          <w:p>
-            <w:r/>
-          </w:p>
-        </w:tc>
-      </w:tr>
-      <w:tr>
-        <w:tc>
-          <w:tcPr>
-            <w:tcW w:type="dxa" w:w="1829"/>
-          </w:tcPr>
-          <w:p>
-            <w:r>
-              <w:t>Flexibilidad</w:t>
-            </w:r>
-          </w:p>
-        </w:tc>
-        <w:tc>
-          <w:tcPr>
-            <w:tcW w:type="dxa" w:w="1736"/>
-          </w:tcPr>
-          <w:p>
-            <w:r>
-              <w:t>Reemplazabilidad</w:t>
-            </w:r>
-          </w:p>
-        </w:tc>
-        <w:tc>
-          <w:tcPr>
-            <w:tcW w:type="dxa" w:w="1696"/>
-          </w:tcPr>
-          <w:p>
-            <w:r/>
-          </w:p>
-        </w:tc>
-        <w:tc>
-          <w:tcPr>
-            <w:tcW w:type="dxa" w:w="1556"/>
-          </w:tcPr>
-          <w:p>
-            <w:r/>
-          </w:p>
-        </w:tc>
-        <w:tc>
-          <w:tcPr>
-            <w:tcW w:type="dxa" w:w="2527"/>
-          </w:tcPr>
-          <w:p>
-            <w:r/>
-          </w:p>
-        </w:tc>
-      </w:tr>
-      <w:tr>
-        <w:tc>
-          <w:tcPr>
-            <w:tcW w:type="dxa" w:w="1829"/>
-          </w:tcPr>
-          <w:p>
-            <w:r>
-              <w:t>Flexibilidad</w:t>
-            </w:r>
-          </w:p>
-        </w:tc>
-        <w:tc>
-          <w:tcPr>
-            <w:tcW w:type="dxa" w:w="1736"/>
-          </w:tcPr>
-          <w:p>
-            <w:r>
-              <w:t>Escalabilidad</w:t>
-            </w:r>
-          </w:p>
-        </w:tc>
-        <w:tc>
-          <w:tcPr>
-            <w:tcW w:type="dxa" w:w="1696"/>
-          </w:tcPr>
-          <w:p>
-            <w:r/>
-          </w:p>
-        </w:tc>
-        <w:tc>
-          <w:tcPr>
-            <w:tcW w:type="dxa" w:w="1556"/>
-          </w:tcPr>
-          <w:p>
-            <w:r/>
-          </w:p>
-        </w:tc>
-        <w:tc>
-          <w:tcPr>
-            <w:tcW w:type="dxa" w:w="2527"/>
-          </w:tcPr>
-          <w:p>
-            <w:r/>
-          </w:p>
-        </w:tc>
-      </w:tr>
-      <w:tr>
-        <w:tc>
-          <w:tcPr>
-            <w:tcW w:type="dxa" w:w="1829"/>
-          </w:tcPr>
-          <w:p>
-            <w:r>
-              <w:t>Safety</w:t>
-            </w:r>
-          </w:p>
-        </w:tc>
-        <w:tc>
-          <w:tcPr>
-            <w:tcW w:type="dxa" w:w="1736"/>
-          </w:tcPr>
-          <w:p>
-            <w:r>
-              <w:t>Safety (factor completo)</w:t>
-            </w:r>
-          </w:p>
-        </w:tc>
-        <w:tc>
-          <w:tcPr>
-            <w:tcW w:type="dxa" w:w="1696"/>
-          </w:tcPr>
-          <w:p>
-            <w:r/>
-          </w:p>
-        </w:tc>
-        <w:tc>
-          <w:tcPr>
-            <w:tcW w:type="dxa" w:w="1556"/>
-          </w:tcPr>
-          <w:p>
-            <w:r/>
-          </w:p>
-        </w:tc>
-        <w:tc>
-          <w:tcPr>
-            <w:tcW w:type="dxa" w:w="2527"/>
-          </w:tcPr>
-          <w:p>
-            <w:r/>
-          </w:p>
-        </w:tc>
-      </w:tr>
-      <w:tr>
-        <w:tc>
-          <w:tcPr>
-            <w:tcW w:type="dxa" w:w="1829"/>
-          </w:tcPr>
-          <w:p>
-            <w:r>
-              <w:t>Calidad de datos (25012)</w:t>
-            </w:r>
-          </w:p>
-        </w:tc>
-        <w:tc>
-          <w:tcPr>
-            <w:tcW w:type="dxa" w:w="1736"/>
-          </w:tcPr>
-          <w:p>
-            <w:r>
-              <w:t>Completitud</w:t>
-            </w:r>
-          </w:p>
-        </w:tc>
-        <w:tc>
-          <w:tcPr>
-            <w:tcW w:type="dxa" w:w="1696"/>
-          </w:tcPr>
-          <w:p>
-            <w:r/>
-          </w:p>
-        </w:tc>
-        <w:tc>
-          <w:tcPr>
-            <w:tcW w:type="dxa" w:w="1556"/>
-          </w:tcPr>
-          <w:p>
-            <w:r/>
-          </w:p>
-        </w:tc>
-        <w:tc>
-          <w:tcPr>
-            <w:tcW w:type="dxa" w:w="2527"/>
-          </w:tcPr>
-          <w:p>
-            <w:r/>
-          </w:p>
-        </w:tc>
-      </w:tr>
-      <w:tr>
-        <w:tc>
-          <w:tcPr>
-            <w:tcW w:type="dxa" w:w="1829"/>
-          </w:tcPr>
-          <w:p>
-            <w:r>
-              <w:t>Calidad de datos (25012)</w:t>
-            </w:r>
-          </w:p>
-        </w:tc>
-        <w:tc>
-          <w:tcPr>
-            <w:tcW w:type="dxa" w:w="1736"/>
-          </w:tcPr>
-          <w:p>
-            <w:r>
-              <w:t>Consistencia</w:t>
-            </w:r>
-          </w:p>
-        </w:tc>
-        <w:tc>
-          <w:tcPr>
-            <w:tcW w:type="dxa" w:w="1696"/>
-          </w:tcPr>
-          <w:p>
-            <w:r/>
-          </w:p>
-        </w:tc>
-        <w:tc>
-          <w:tcPr>
-            <w:tcW w:type="dxa" w:w="1556"/>
-          </w:tcPr>
-          <w:p>
-            <w:r/>
-          </w:p>
-        </w:tc>
-        <w:tc>
-          <w:tcPr>
-            <w:tcW w:type="dxa" w:w="2527"/>
-          </w:tcPr>
-          <w:p>
-            <w:r/>
-          </w:p>
-        </w:tc>
-      </w:tr>
-      <w:tr>
-        <w:tc>
-          <w:tcPr>
-            <w:tcW w:type="dxa" w:w="1829"/>
-          </w:tcPr>
-          <w:p>
-            <w:r>
-              <w:t>Calidad de datos (25012)</w:t>
-            </w:r>
-          </w:p>
-        </w:tc>
-        <w:tc>
-          <w:tcPr>
-            <w:tcW w:type="dxa" w:w="1736"/>
-          </w:tcPr>
-          <w:p>
-            <w:r>
               <w:t>Exactitud sintáctica</w:t>
-            </w:r>
-          </w:p>
-        </w:tc>
-        <w:tc>
-          <w:tcPr>
-            <w:tcW w:type="dxa" w:w="1696"/>
-          </w:tcPr>
-          <w:p>
-            <w:r/>
-          </w:p>
-        </w:tc>
-        <w:tc>
-          <w:tcPr>
-            <w:tcW w:type="dxa" w:w="1556"/>
-          </w:tcPr>
-          <w:p>
-            <w:r/>
-          </w:p>
-        </w:tc>
-        <w:tc>
-          <w:tcPr>
-            <w:tcW w:type="dxa" w:w="2527"/>
-          </w:tcPr>
-          <w:p>
-            <w:r/>
-          </w:p>
-        </w:tc>
-      </w:tr>
-      <w:tr>
-        <w:tc>
-          <w:tcPr>
-            <w:tcW w:type="dxa" w:w="1829"/>
-          </w:tcPr>
-          <w:p>
-            <w:r>
-              <w:t>Calidad de datos (25012)</w:t>
-            </w:r>
-          </w:p>
-        </w:tc>
-        <w:tc>
-          <w:tcPr>
-            <w:tcW w:type="dxa" w:w="1736"/>
-          </w:tcPr>
-          <w:p>
-            <w:r>
-              <w:t>Exactitud semántica</w:t>
-            </w:r>
-          </w:p>
-        </w:tc>
-        <w:tc>
-          <w:tcPr>
-            <w:tcW w:type="dxa" w:w="1696"/>
-          </w:tcPr>
-          <w:p>
-            <w:r/>
-          </w:p>
-        </w:tc>
-        <w:tc>
-          <w:tcPr>
-            <w:tcW w:type="dxa" w:w="1556"/>
-          </w:tcPr>
-          <w:p>
-            <w:r/>
-          </w:p>
-        </w:tc>
-        <w:tc>
-          <w:tcPr>
-            <w:tcW w:type="dxa" w:w="2527"/>
-          </w:tcPr>
-          <w:p>
-            <w:r/>
-          </w:p>
-        </w:tc>
-      </w:tr>
-      <w:tr>
-        <w:tc>
-          <w:tcPr>
-            <w:tcW w:type="dxa" w:w="1829"/>
-          </w:tcPr>
-          <w:p>
-            <w:r>
-              <w:t>Calidad de datos (25012)</w:t>
-            </w:r>
-          </w:p>
-        </w:tc>
-        <w:tc>
-          <w:tcPr>
-            <w:tcW w:type="dxa" w:w="1736"/>
-          </w:tcPr>
-          <w:p>
-            <w:r>
-              <w:t>Credibilidad</w:t>
-            </w:r>
-          </w:p>
-        </w:tc>
-        <w:tc>
-          <w:tcPr>
-            <w:tcW w:type="dxa" w:w="1696"/>
-          </w:tcPr>
-          <w:p>
-            <w:r/>
-          </w:p>
-        </w:tc>
-        <w:tc>
-          <w:tcPr>
-            <w:tcW w:type="dxa" w:w="1556"/>
-          </w:tcPr>
-          <w:p>
-            <w:r/>
-          </w:p>
-        </w:tc>
-        <w:tc>
-          <w:tcPr>
-            <w:tcW w:type="dxa" w:w="2527"/>
-          </w:tcPr>
-          <w:p>
-            <w:r/>
-          </w:p>
-        </w:tc>
-      </w:tr>
-      <w:tr>
-        <w:tc>
-          <w:tcPr>
-            <w:tcW w:type="dxa" w:w="1829"/>
-          </w:tcPr>
-          <w:p>
-            <w:r>
-              <w:t>Calidad de datos (25012)</w:t>
-            </w:r>
-          </w:p>
-        </w:tc>
-        <w:tc>
-          <w:tcPr>
-            <w:tcW w:type="dxa" w:w="1736"/>
-          </w:tcPr>
-          <w:p>
-            <w:r>
-              <w:t>Actualidad</w:t>
             </w:r>
           </w:p>
         </w:tc>
